--- a/az/scientists/CV/Word/Omarov_Murad_CV_AZ.docx
+++ b/az/scientists/CV/Word/Omarov_Murad_CV_AZ.docx
@@ -439,7 +439,7 @@
           <w:sz w:val="21"/>
           <w:szCs w:val="21"/>
         </w:rPr>
-        <w:t>Murad Ömərov 2015-ci ildən Xarkov Milli Radioelektronika Universitetində beynəlxalq əməkdaşlıq üzrə prorektordur və professordur. 1980–1985-ci illərdə Xarkov Radioelektronika İnstitutunda elektron mühəndisi ixtisası alıb. CV-də 1988–1991-ci illər aspiranturası üzrə texnika elmləri namizədi dərəcəsi PhD dissertasiyası kimi, 1999–2003-cü illər doktoranturası üzrə texnika elmləri doktoru dərəcəsi göstərilir. Dörd doktorluq dissertasiyasına rəhbərlik edib. Kommunikasiya, avtomatika, robototexnika və ali riyaziyyat kursları tədris edir.</w:t>
+        <w:t>Murad Ömərov 2015-ci ildən Xarkov Milli Radioelektronika Universitetində beynəlxalq əməkdaşlıq üzrə prorektordur və professordur. 1980–1985-ci illərdə Xarkov Radioelektronika İnstitutunda elektron mühəndisi ixtisası alıb. 1988–1991-ci illər aspiranturası üzrə texnika elmləri namizədi dərəcəsi PhD dissertasiyası kimi, 1999–2003-cü illər doktoranturası üzrə texnika elmləri doktoru dərəcəsi göstərilir. Dörd doktorluq dissertasiyasına rəhbərlik edib. Kommunikasiya, avtomatika, robototexnika və ali riyaziyyat kursları tədris edir.</w:t>
       </w:r>
     </w:p>
     <w:p>
@@ -806,7 +806,7 @@
                 <w:sz w:val="21"/>
                 <w:szCs w:val="21"/>
               </w:rPr>
-              <w:t>Texnika elmləri namizədi, informasiya və ölçmə sistemləri və şəbəkələri. Dissertasiya: elektron avadanlığın yeni element və qurğularının tədqiqi və işlənməsi, lif-optik informasiya ötürmə sistemlərinin təkmilləşdirilməsi. Elmi rəhbər: prof. İ. Ş. Nevludov. CV bunu PhD dissertasiyası adlandırır</w:t>
+              <w:t>Texnika elmləri namizədi, informasiya və ölçmə sistemləri və şəbəkələri. Dissertasiya: elektron avadanlığın yeni element və qurğularının tədqiqi və işlənməsi, lif-optik informasiya ötürmə sistemlərinin təkmilləşdirilməsi. Elmi rəhbər: prof. İ. Ş. Nevludov. Bu PhD dissertasiyası adlandırır</w:t>
             </w:r>
           </w:p>
         </w:tc>
